--- a/Fase11_Resumen_Ejecutivo_Consolidado.docx
+++ b/Fase11_Resumen_Ejecutivo_Consolidado.docx
@@ -40,7 +40,7 @@
           <w:i/>
           <w:iCs/>
         </w:rPr>
-        <w:t xml:space="preserve">Versión 2 — 21 dimensiones / 75 reactivos</w:t>
+        <w:t xml:space="preserve">Versión 4 — 21 dimensiones / 210 reactivos</w:t>
       </w:r>
     </w:p>
     <w:p>
@@ -53,7 +53,7 @@
           <w:sz w:val="20"/>
           <w:szCs w:val="20"/>
         </w:rPr>
-        <w:t xml:space="preserve">Preparado para: George (jsuasnavas@gmail.com) · Fecha: 9 de septiembre de 2026</w:t>
+        <w:t xml:space="preserve">Preparado para: George (jsuasnavas@gmail.com) · Fecha: 10 de septiembre de 2026</w:t>
       </w:r>
     </w:p>
     <w:p>
@@ -61,7 +61,7 @@
         <w:spacing w:after="150"/>
       </w:pPr>
       <w:r>
-        <w:t xml:space="preserve">Este documento cierra la Versión 2 del proyecto 'Nuevo Instrumento de Integridad'. Resume el estado de cada componente tras la revisión de constructo del 2026-09-09 (20→21 dimensiones), consolida los pendientes que requieren datos reales o una decisión humana, y ofrece un checklist de lo que falta antes de poder lanzar un piloto real. Reemplaza íntegramente la Fase 11 de la versión v1. Con el cierre de esta fase, PROGRESS.json se marca como proyecto completo bajo la Versión 2: no debe ejecutarse ninguna fase adicional del plan de forma automática, salvo que George solicite una nueva revisión de constructo.</w:t>
+        <w:t xml:space="preserve">Este documento cierra la Versión 4 del proyecto 'Nuevo Instrumento de Integridad'. Resume el estado de cada componente tras la revisión de constructo del 2026-09-09 (20→21 dimensiones) y la expansión de reactivos del 2026-09-10 (75→210 reactivos, corrección de orientación del IGI, nivel de exigencia por puesto), consolida los pendientes que requieren datos reales o una decisión humana, y ofrece un checklist de lo que falta antes de poder lanzar un piloto real. Reemplaza íntegramente las versiones anteriores de la Fase 11. Con el cierre de esta fase, PROGRESS.json se marca como proyecto completo bajo la Versión 4: no debe ejecutarse ninguna fase adicional del plan de forma automática, salvo que George solicite una nueva revisión.</w:t>
       </w:r>
     </w:p>
     <w:p>
@@ -93,7 +93,7 @@
         <w:spacing w:after="150"/>
       </w:pPr>
       <w:r>
-        <w:t xml:space="preserve">[NOMBRE DEL INSTRUMENTO] es un instrumento de autorreporte para evaluar integridad laboral, diseñado desde cero con arquitectura, lenguaje y reactivos 100% originales (Fases 1-5), tomando como referencia conceptual —nunca textual— el análisis de instrumentos de mercado ya existentes (documentado fuera de esta carpeta). Mide 21 dimensiones agrupadas en tres grupos: 5 dimensiones 'Núcleo — Base' (obligatorias en toda batería), 7 dimensiones 'Núcleo — Adicionales' (se agregan según el análisis de riesgo del puesto) y 9 'Factores Contextuales' (informativos, nunca entran al índice general). Cada dimensión es una sub-prueba independiente con su propio resultado (0-100). El Índice General de Integridad (IGI) combina únicamente las dimensiones Núcleo (Base + Adicionales seleccionadas para esa batería). Usa un banco de 75 reactivos de 5 tipos distintos, con pares espejo de consistencia en las 12 dimensiones Núcleo y 4 indicadores transversales de validez del protocolo (Fases 2-5). Se calcula mediante Teoría Clásica de los Tests con una fórmula propia y documentada (IGI y su complemento IIC), preparado desde el diseño para migrar a Teoría de Respuesta al Ítem cuando exista muestra suficiente (Fase 6-7). Se lanzará bajo un modelo de negocio híbrido: versión individual gratuita y viral, y versión empresarial de pago para procesos de selección con batería configurable por puesto, ambas sobre el mismo motor de medición (Fase 10).</w:t>
+        <w:t xml:space="preserve">[NOMBRE DEL INSTRUMENTO] es un instrumento de autorreporte para evaluar integridad laboral, diseñado desde cero con arquitectura, lenguaje y reactivos 100% originales (Fases 1-5), tomando como referencia conceptual —nunca textual— el análisis de instrumentos de mercado ya existentes (documentado fuera de esta carpeta). Mide 21 dimensiones agrupadas en tres grupos: 5 dimensiones 'Núcleo — Base' (obligatorias en toda batería), 7 dimensiones 'Núcleo — Adicionales' (se agregan según el análisis de riesgo del puesto) y 9 'Factores Contextuales' (informativos, nunca entran al índice general). Cada dimensión es una sub-prueba independiente con su propio resultado (0-100, con tope estructural de 95). El Índice General de Integridad (IGI) combina únicamente las dimensiones Núcleo (Base + Adicionales seleccionadas para esa batería); más alto es mejor (mayor integridad), y es el único número que se reporta tanto en la capa gratuita como en la de pago. Usa un banco de 210 reactivos (10 por dimensión) de 5 tipos distintos —exactamente 2 de cada tipo por dimensión—, con 5 pares espejo de consistencia en las 21 dimensiones y 4 indicadores transversales de validez del protocolo, que nunca alteran el número calculado, solo su color de presentación (Fases 2-5). Se calcula mediante Teoría Clásica de los Tests con una fórmula propia y documentada (Puntaje de Riesgo Base interno → IGI reportado como su complemento, con un multiplicador opcional de exigencia según el nivel jerárquico del puesto), preparado desde el diseño para migrar a Teoría de Respuesta al Ítem cuando exista muestra suficiente (Fase 6-7). Se lanzará bajo un modelo de negocio híbrido: versión individual gratuita y viral (5 dimensiones Base, 50 reactivos), y versión empresarial de pago para procesos de selección con batería configurable por puesto, ambas sobre el mismo motor de medición (Fase 10).</w:t>
       </w:r>
     </w:p>
     <w:p>
@@ -398,7 +398,7 @@
                 <w:b w:val="false"/>
                 <w:bCs w:val="false"/>
               </w:rPr>
-              <w:t xml:space="preserve">Completo (v2)</w:t>
+              <w:t xml:space="preserve">Completo (v4)</w:t>
             </w:r>
           </w:p>
         </w:tc>
@@ -412,7 +412,7 @@
                 <w:b w:val="false"/>
                 <w:bCs w:val="false"/>
               </w:rPr>
-              <w:t xml:space="preserve">5 tipos de reactivo usados, escala de opción variable, reglas de direccionalidad, diseño de 12 pares espejo obligatorios y los 4 indicadores de validez con reglas de invalidación.</w:t>
+              <w:t xml:space="preserve">5 tipos de reactivo usados en una distribución fija de 2 por tipo en cada dimensión, escala de opción variable, reglas de direccionalidad, diseño de 5 pares espejo obligatorios por dimensión (105 en total, en las 21 dimensiones) y los 4 indicadores de validez con reglas de invalidación que nunca alteran el número calculado.</w:t>
             </w:r>
           </w:p>
         </w:tc>
@@ -470,7 +470,7 @@
                 <w:b w:val="false"/>
                 <w:bCs w:val="false"/>
               </w:rPr>
-              <w:t xml:space="preserve">Completo (v2)</w:t>
+              <w:t xml:space="preserve">Completo (v4)</w:t>
             </w:r>
           </w:p>
         </w:tc>
@@ -484,7 +484,7 @@
                 <w:b w:val="false"/>
                 <w:bCs w:val="false"/>
               </w:rPr>
-              <w:t xml:space="preserve">20 reactivos originales (R001-R020), formato de 16 campos, dimensiones 1-5.</w:t>
+              <w:t xml:space="preserve">50 reactivos originales (10 por dimensión × 5 dimensiones, R001-R050), 5 variantes de redacción cada uno, formato de 16 campos, dimensiones 1-5.</w:t>
             </w:r>
           </w:p>
         </w:tc>
@@ -542,7 +542,7 @@
                 <w:b w:val="false"/>
                 <w:bCs w:val="false"/>
               </w:rPr>
-              <w:t xml:space="preserve">Completo (v2)</w:t>
+              <w:t xml:space="preserve">Completo (v4)</w:t>
             </w:r>
           </w:p>
         </w:tc>
@@ -556,7 +556,7 @@
                 <w:b w:val="false"/>
                 <w:bCs w:val="false"/>
               </w:rPr>
-              <w:t xml:space="preserve">28 reactivos originales (R021-R048), formato de 16 campos, dimensiones 6-12.</w:t>
+              <w:t xml:space="preserve">70 reactivos originales (10 por dimensión × 7 dimensiones, R051-R120), 5 variantes de redacción cada uno, formato de 16 campos, dimensiones 6-12.</w:t>
             </w:r>
           </w:p>
         </w:tc>
@@ -614,7 +614,7 @@
                 <w:b w:val="false"/>
                 <w:bCs w:val="false"/>
               </w:rPr>
-              <w:t xml:space="preserve">Completo (v2)</w:t>
+              <w:t xml:space="preserve">Completo (v4)</w:t>
             </w:r>
           </w:p>
         </w:tc>
@@ -628,7 +628,7 @@
                 <w:b w:val="false"/>
                 <w:bCs w:val="false"/>
               </w:rPr>
-              <w:t xml:space="preserve">27 reactivos originales (R049-R075), tabla consolidada de los 75 reactivos y tabla de cobertura por grupo.</w:t>
+              <w:t xml:space="preserve">90 reactivos originales (10 por dimensión × 9 dimensiones, R121-R210), tabla consolidada de los 210 reactivos y tabla de cobertura por grupo (105 pares espejo totales).</w:t>
             </w:r>
           </w:p>
         </w:tc>
@@ -686,7 +686,7 @@
                 <w:b w:val="false"/>
                 <w:bCs w:val="false"/>
               </w:rPr>
-              <w:t xml:space="preserve">Completo (v2)</w:t>
+              <w:t xml:space="preserve">Completo (v4)</w:t>
             </w:r>
           </w:p>
         </w:tc>
@@ -700,7 +700,7 @@
                 <w:b w:val="false"/>
                 <w:bCs w:val="false"/>
               </w:rPr>
-              <w:t xml:space="preserve">Matriz Excel con fórmulas en vivo (verificada sin errores de recálculo) y fórmula narrativa completa reactivo→dimensión→IGI, con renormalización de pesos ante invalidación parcial.</w:t>
+              <w:t xml:space="preserve">Matriz Excel con fórmulas en vivo (verificada sin errores de recálculo) y fórmula narrativa completa reactivo→dimensión→Puntaje de Riesgo Base→IGI, con el multiplicador de nivel de exigencia por puesto y la renormalización de pesos cuando la batería configurada excluye dimensiones Adicionales (la invalidación, en cambio, nunca cambia el número, solo su color de presentación).</w:t>
             </w:r>
           </w:p>
         </w:tc>
@@ -758,7 +758,7 @@
                 <w:b w:val="false"/>
                 <w:bCs w:val="false"/>
               </w:rPr>
-              <w:t xml:space="preserve">Completo (v2)</w:t>
+              <w:t xml:space="preserve">Completo (v4)</w:t>
             </w:r>
           </w:p>
         </w:tc>
@@ -772,7 +772,7 @@
                 <w:b w:val="false"/>
                 <w:bCs w:val="false"/>
               </w:rPr>
-              <w:t xml:space="preserve">Candidato ficticio 'Persona X' con 7 reactivos reales v2, incluyendo detección de una contradicción real, invalidación parcial y renormalización de pesos, en ambas capas de salida.</w:t>
+              <w:t xml:space="preserve">Candidato ficticio 'Persona X' con reactivos reales de la Versión 4, incluyendo detección de una contradicción real y su efecto —solo de presentación, el número no cambia— en ambas capas de salida.</w:t>
             </w:r>
           </w:p>
         </w:tc>
@@ -974,7 +974,7 @@
                 <w:b w:val="false"/>
                 <w:bCs w:val="false"/>
               </w:rPr>
-              <w:t xml:space="preserve">Completo (v2)</w:t>
+              <w:t xml:space="preserve">Completo (v4)</w:t>
             </w:r>
           </w:p>
         </w:tc>
@@ -988,7 +988,7 @@
                 <w:b w:val="false"/>
                 <w:bCs w:val="false"/>
               </w:rPr>
-              <w:t xml:space="preserve">Flujo B2C viral y B2B de pago con batería configurable por puesto, mismo motor psicométrico de 21 dimensiones/75 reactivos, niveles de precio conceptuales sin cifras reales.</w:t>
+              <w:t xml:space="preserve">Flujo B2C viral (5 dimensiones Base, 50 reactivos) y B2B de pago con batería configurable por puesto (hasta 21 dimensiones/210 reactivos), mismo motor psicométrico, niveles de precio conceptuales sin cifras reales.</w:t>
             </w:r>
           </w:p>
         </w:tc>
@@ -1046,7 +1046,7 @@
                 <w:b w:val="false"/>
                 <w:bCs w:val="false"/>
               </w:rPr>
-              <w:t xml:space="preserve">Completo (v2)</w:t>
+              <w:t xml:space="preserve">Completo (v4)</w:t>
             </w:r>
           </w:p>
         </w:tc>
@@ -1060,7 +1060,7 @@
                 <w:b w:val="false"/>
                 <w:bCs w:val="false"/>
               </w:rPr>
-              <w:t xml:space="preserve">Cierre de la Versión 2 del proyecto de diseño.</w:t>
+              <w:t xml:space="preserve">Cierre de la Versión 4 del proyecto de diseño.</w:t>
             </w:r>
           </w:p>
         </w:tc>
@@ -1083,7 +1083,7 @@
         <w:t xml:space="preserve">[HECHO] </w:t>
       </w:r>
       <w:r>
-        <w:t xml:space="preserve"> Las 11 fases del plan maestro (PLAN.md), bajo la arquitectura Versión 2 de 21 dimensiones, están completas. El proyecto de diseño conceptual, tal como fue encargado y luego ajustado por George el 2026-09-09, ha concluido.</w:t>
+        <w:t xml:space="preserve"> Las 11 fases del plan maestro (PLAN.md), bajo la arquitectura Versión 4 de 21 dimensiones y 210 reactivos, están completas. El proyecto de diseño conceptual, tal como fue encargado y luego ajustado por George el 2026-09-09 (revisión de dimensiones, 20→21) y el 2026-09-10 (expansión del banco de reactivos, 75→210), ha concluido.</w:t>
       </w:r>
     </w:p>
     <w:p>
@@ -1105,7 +1105,7 @@
         <w:spacing w:after="100"/>
       </w:pPr>
       <w:r>
-        <w:t xml:space="preserve">Un modelo psicométrico completo y auditable: 21 dimensiones con fundamento teórico propio, organizadas en Base obligatoria / Adicional configurable / Contextual informativa; 75 reactivos originales con 16 campos de metadatos cada uno; y una fórmula de cálculo (IGI/IIC) completamente documentada y trazable desde la respuesta cruda hasta el resultado final, incluyendo la renormalización de pesos cuando se invalida parcialmente una dimensión o cuando se configura una batería con solo algunas dimensiones Adicionales.</w:t>
+        <w:t xml:space="preserve">Un modelo psicométrico completo y auditable: 21 dimensiones con fundamento teórico propio, organizadas en Base obligatoria / Adicional configurable / Contextual informativa; 210 reactivos originales (10 por dimensión, 5 variantes de redacción cada uno) con 16 campos de metadatos cada uno; y una fórmula de cálculo (Puntaje de Riesgo Base interno → IGI reportado) completamente documentada y trazable desde la respuesta cruda hasta el resultado final, incluyendo la renormalización de pesos cuando se configura una batería con solo algunas dimensiones Adicionales (la invalidación parcial o total de una dimensión nunca cambia el número calculado, solo su color de presentación).</w:t>
       </w:r>
     </w:p>
     <w:p>
@@ -1205,7 +1205,7 @@
         <w:spacing w:after="100"/>
       </w:pPr>
       <w:r>
-        <w:t xml:space="preserve">Ninguna validación empírica de que las 21 dimensiones son estadísticamente distinguibles entre sí, de que el banco de 75 reactivos discrimina adecuadamente, o de que los pesos iguales asignados a las 12 dimensiones Núcleo son los correctos: todo esto es una hipótesis de diseño inicial (Fases 1, 2 y 6), pendiente del análisis de la Fase 9.</w:t>
+        <w:t xml:space="preserve">Ninguna validación empírica de que las 21 dimensiones son estadísticamente distinguibles entre sí, de que el banco de 210 reactivos discrimina adecuadamente, o de que los pesos iguales asignados a las 12 dimensiones Núcleo son los correctos: todo esto es una hipótesis de diseño inicial (Fases 1, 2 y 6), pendiente del análisis de la Fase 9.</w:t>
       </w:r>
     </w:p>
     <w:p>
@@ -1399,7 +1399,7 @@
         <w:spacing w:after="120"/>
       </w:pPr>
       <w:r>
-        <w:t xml:space="preserve">☐ Implementación técnica del flujo de hasta 75 reactivos (según la batería configurada), con orden de presentación entrelazado entre dimensiones (Fase 10, Sección 2.2) y captura de las variables de contexto de la Fase 8.</w:t>
+        <w:t xml:space="preserve">☐ Implementación técnica del flujo de hasta 210 reactivos (según la batería configurada), con orden de presentación entrelazado entre dimensiones (Fase 10, Sección 2.2) y captura de las variables de contexto de la Fase 8.</w:t>
       </w:r>
     </w:p>
     <w:p>
@@ -1407,7 +1407,7 @@
         <w:spacing w:after="120"/>
       </w:pPr>
       <w:r>
-        <w:t xml:space="preserve">☐ Implementación de las fórmulas de la Fase 6 (idealmente derivadas directamente de Fase6_Matriz_Scoring.xlsx) en el sistema real, incluyendo el manejo de invalidación parcial/total y la renormalización de pesos según la batería configurada por puesto.</w:t>
+        <w:t xml:space="preserve">☐ Implementación de las fórmulas de la Fase 6 (idealmente derivadas directamente de Fase6_Matriz_Scoring.xlsx) en el sistema real, incluyendo el manejo de invalidación parcial/total (que solo afecta el color de presentación, nunca el número calculado) y la renormalización de pesos según la batería configurada por puesto.</w:t>
       </w:r>
     </w:p>
     <w:p>
@@ -1440,7 +1440,7 @@
         <w:spacing w:after="150"/>
       </w:pPr>
       <w:r>
-        <w:t xml:space="preserve">Con este documento se cierra el diseño conceptual de la Versión 2 del instrumento. PROGRESS.json queda marcado como proyecto completo bajo esta versión. Cualquier ajuste futuro de fondo al constructo (nuevas dimensiones, cambios de nombre, cambios en la matemática del banco de reactivos) debe tratarse como una nueva revisión de constructo —igual a la ejecutada el 2026-09-09— y documentarse en DECISIONS.md y ASSUMPTIONS.md antes de regenerar las fases afectadas, siguiendo el mismo patrón usado en esta revisión.</w:t>
+        <w:t xml:space="preserve">Con este documento se cierra el diseño conceptual de la Versión 4 del instrumento. PROGRESS.json queda marcado como proyecto completo bajo esta versión. Cualquier ajuste futuro de fondo al constructo (nuevas dimensiones, cambios de nombre, cambios en la matemática del banco de reactivos) debe tratarse como una nueva revisión de constructo —igual a las ejecutadas el 2026-09-09 y el 2026-09-10— y documentarse en DECISIONS.md y ASSUMPTIONS.md antes de regenerar las fases afectadas, siguiendo el mismo patrón usado en estas revisiones.</w:t>
       </w:r>
     </w:p>
     <w:sectPr>

--- a/Fase11_Resumen_Ejecutivo_Consolidado.docx
+++ b/Fase11_Resumen_Ejecutivo_Consolidado.docx
@@ -61,7 +61,7 @@
         <w:spacing w:after="150"/>
       </w:pPr>
       <w:r>
-        <w:t xml:space="preserve">Este documento cierra la Versión 4 del proyecto 'Nuevo Instrumento de Integridad'. Resume el estado de cada componente tras la revisión de constructo del 2026-09-09 (20→21 dimensiones) y la expansión de reactivos del 2026-09-10 (75→210 reactivos, corrección de orientación del IGI, nivel de exigencia por puesto), consolida los pendientes que requieren datos reales o una decisión humana, y ofrece un checklist de lo que falta antes de poder lanzar un piloto real. Reemplaza íntegramente las versiones anteriores de la Fase 11. Con el cierre de esta fase, PROGRESS.json se marca como proyecto completo bajo la Versión 4: no debe ejecutarse ninguna fase adicional del plan de forma automática, salvo que George solicite una nueva revisión.</w:t>
+        <w:t xml:space="preserve">Este documento resume el estado de cada componente del proyecto 'Nuevo Instrumento de Integridad' tras tres revisiones sucesivas: la revisión de constructo del 2026-09-09 (20→21 dimensiones), la expansión de reactivos del 2026-09-10 (75→210 reactivos, corrección de orientación del IGI, nivel de exigencia por puesto), y la revisión de rigor psicométrico y arquitectura de baremos del 2026-09-11 (5º indicador de validez, SEM/intervalo de confianza, umbrales de ítem, validez de grupos conocidos, impacto adverso, y Baremo General + baremos por país — DECISIONS.md puntos 29-39, documentados en detalle en la nueva Fase 12). Consolida los pendientes que requieren datos reales o una decisión humana, y ofrece un checklist de lo que falta antes de poder lanzar un piloto real. Reemplaza íntegramente las versiones anteriores de la Fase 11. Con el cierre de esta fase, PROGRESS.json se marca como proyecto de diseño completo bajo esta versión: no debe ejecutarse ninguna fase adicional del plan de forma automática, salvo que George solicite una nueva revisión.</w:t>
       </w:r>
     </w:p>
     <w:p>
@@ -93,7 +93,7 @@
         <w:spacing w:after="150"/>
       </w:pPr>
       <w:r>
-        <w:t xml:space="preserve">[NOMBRE DEL INSTRUMENTO] es un instrumento de autorreporte para evaluar integridad laboral, diseñado desde cero con arquitectura, lenguaje y reactivos 100% originales (Fases 1-5), tomando como referencia conceptual —nunca textual— el análisis de instrumentos de mercado ya existentes (documentado fuera de esta carpeta). Mide 21 dimensiones agrupadas en tres grupos: 5 dimensiones 'Núcleo — Base' (obligatorias en toda batería), 7 dimensiones 'Núcleo — Adicionales' (se agregan según el análisis de riesgo del puesto) y 9 'Factores Contextuales' (informativos, nunca entran al índice general). Cada dimensión es una sub-prueba independiente con su propio resultado (0-100, con tope estructural de 95). El Índice General de Integridad (IGI) combina únicamente las dimensiones Núcleo (Base + Adicionales seleccionadas para esa batería); más alto es mejor (mayor integridad), y es el único número que se reporta tanto en la capa gratuita como en la de pago. Usa un banco de 210 reactivos (10 por dimensión) de 5 tipos distintos —exactamente 2 de cada tipo por dimensión—, con 5 pares espejo de consistencia en las 21 dimensiones y 4 indicadores transversales de validez del protocolo, que nunca alteran el número calculado, solo su color de presentación (Fases 2-5). Se calcula mediante Teoría Clásica de los Tests con una fórmula propia y documentada (Puntaje de Riesgo Base interno → IGI reportado como su complemento, con un multiplicador opcional de exigencia según el nivel jerárquico del puesto), preparado desde el diseño para migrar a Teoría de Respuesta al Ítem cuando exista muestra suficiente (Fase 6-7). Se lanzará bajo un modelo de negocio híbrido: versión individual gratuita y viral (5 dimensiones Base, 50 reactivos), y versión empresarial de pago para procesos de selección con batería configurable por puesto, ambas sobre el mismo motor de medición (Fase 10).</w:t>
+        <w:t xml:space="preserve">[NOMBRE DEL INSTRUMENTO] es un instrumento de autorreporte para evaluar integridad laboral, diseñado desde cero con arquitectura, lenguaje y reactivos 100% originales (Fases 1-5), tomando como referencia conceptual —nunca textual— el análisis de instrumentos de mercado ya existentes (documentado fuera de esta carpeta). Mide 21 dimensiones agrupadas en tres grupos: 5 dimensiones 'Núcleo — Base' (obligatorias en toda batería), 7 dimensiones 'Núcleo — Adicionales' (se agregan según el análisis de riesgo del puesto) y 9 'Factores Contextuales' (informativos, nunca entran al índice general). Cada dimensión es una sub-prueba independiente con su propio resultado (0-100, con tope estructural de 95). El Índice General de Integridad (IGI) combina únicamente las dimensiones Núcleo (Base + Adicionales seleccionadas para esa batería); más alto es mejor (mayor integridad), y es el único número que se reporta tanto en la capa gratuita como en la de pago. Usa un banco de 210 reactivos (10 por dimensión) de 5 tipos distintos —exactamente 2 de cada tipo por dimensión—, con 5 pares espejo de consistencia en las 21 dimensiones y 5 indicadores transversales de validez del protocolo —Azarosidad, Omisión, Aquiescencia, Contradicción y, desde el 2026-09-11, Deseabilidad Social (manejo de impresión)—, que nunca alteran el número calculado, solo su color de presentación (Fases 2-5 y 12). Se calcula mediante Teoría Clásica de los Tests con una fórmula propia y documentada (Puntaje de Riesgo Base interno → IGI reportado como su complemento, con un multiplicador opcional de exigencia según el nivel jerárquico del puesto), reportado junto con su error estándar de medición e intervalo de confianza del 95% una vez exista dato piloto (Fase 6, Fase 12), y preparado desde el diseño para migrar a Teoría de Respuesta al Ítem cuando exista muestra suficiente (Fase 6-7, 9). Toda norma se calcula contra un Baremo General combinado y, a partir de que cada país acumule volumen propio (≥300 casos), también contra un baremo específico de ese país, identificando siempre el país de origen de cada respuesta como dato técnico obligatorio (Fase 8, Sección 2.4; Fase 12). Se lanzará bajo un modelo de negocio híbrido: versión individual gratuita y viral (5 dimensiones Base, 50 reactivos), y versión empresarial de pago para procesos de selección con batería configurable por puesto, ambas sobre el mismo motor de medición (Fase 10), siempre como un insumo más de una decisión humana documentada, nunca como filtro automático excluyente (DECISIONS.md punto 38).</w:t>
       </w:r>
     </w:p>
     <w:p>
@@ -412,7 +412,7 @@
                 <w:b w:val="false"/>
                 <w:bCs w:val="false"/>
               </w:rPr>
-              <w:t xml:space="preserve">5 tipos de reactivo usados en una distribución fija de 2 por tipo en cada dimensión, escala de opción variable, reglas de direccionalidad, diseño de 5 pares espejo obligatorios por dimensión (105 en total, en las 21 dimensiones) y los 4 indicadores de validez con reglas de invalidación que nunca alteran el número calculado.</w:t>
+              <w:t xml:space="preserve">5 tipos de reactivo usados en una distribución fija de 2 por tipo en cada dimensión, escala de opción variable, reglas de direccionalidad, diseño de 5 pares espejo obligatorios por dimensión (105 en total, en las 21 dimensiones) y los 4 indicadores conductuales de invalidación que nunca alteran el número calculado (un 5º indicador, Deseabilidad Social, se agregó en la Fase 12, con su propio banco de 8 reactivos independiente de este documento).</w:t>
             </w:r>
           </w:p>
         </w:tc>
@@ -686,7 +686,7 @@
                 <w:b w:val="false"/>
                 <w:bCs w:val="false"/>
               </w:rPr>
-              <w:t xml:space="preserve">Completo (v4)</w:t>
+              <w:t xml:space="preserve">Completo (v4 + rigor psicométrico 2026-09-11)</w:t>
             </w:r>
           </w:p>
         </w:tc>
@@ -700,7 +700,7 @@
                 <w:b w:val="false"/>
                 <w:bCs w:val="false"/>
               </w:rPr>
-              <w:t xml:space="preserve">Matriz Excel con fórmulas en vivo (verificada sin errores de recálculo) y fórmula narrativa completa reactivo→dimensión→Puntaje de Riesgo Base→IGI, con el multiplicador de nivel de exigencia por puesto y la renormalización de pesos cuando la batería configurada excluye dimensiones Adicionales (la invalidación, en cambio, nunca cambia el número, solo su color de presentación).</w:t>
+              <w:t xml:space="preserve">Matriz Excel con fórmulas en vivo y fórmula narrativa completa reactivo→dimensión→Puntaje de Riesgo Base→IGI, con el multiplicador de nivel de exigencia por puesto y la renormalización de pesos según batería. Se agregó el SEM/intervalo de confianza del 95% (hoja 'SEM_IC') y la Escala de Deseabilidad Social (hoja 'Deseabilidad_Social', 5º indicador de validez, no entra al cálculo). La invalidación nunca cambia el número, solo su color de presentación.</w:t>
             </w:r>
           </w:p>
         </w:tc>
@@ -758,7 +758,7 @@
                 <w:b w:val="false"/>
                 <w:bCs w:val="false"/>
               </w:rPr>
-              <w:t xml:space="preserve">Completo (v4)</w:t>
+              <w:t xml:space="preserve">Completo (v4 + rigor psicométrico 2026-09-11)</w:t>
             </w:r>
           </w:p>
         </w:tc>
@@ -772,7 +772,7 @@
                 <w:b w:val="false"/>
                 <w:bCs w:val="false"/>
               </w:rPr>
-              <w:t xml:space="preserve">Candidato ficticio 'Persona X' con reactivos reales de la Versión 4, incluyendo detección de una contradicción real y su efecto —solo de presentación, el número no cambia— en ambas capas de salida.</w:t>
+              <w:t xml:space="preserve">Candidato ficticio 'Persona X' con reactivos reales de la Versión 4, incluyendo detección de una contradicción real y su efecto —solo de presentación, el número no cambia— en ambas capas de salida, junto con su intervalo de confianza del 95% ([PENDIENTE DE DATO PILOTO]) y el resultado de su Escala de Deseabilidad Social.</w:t>
             </w:r>
           </w:p>
         </w:tc>
@@ -830,7 +830,7 @@
                 <w:b w:val="false"/>
                 <w:bCs w:val="false"/>
               </w:rPr>
-              <w:t xml:space="preserve">Completo (sin cambios)</w:t>
+              <w:t xml:space="preserve">Completo (arquitectura de baremos 2026-09-11)</w:t>
             </w:r>
           </w:p>
         </w:tc>
@@ -844,7 +844,7 @@
                 <w:b w:val="false"/>
                 <w:bCs w:val="false"/>
               </w:rPr>
-              <w:t xml:space="preserve">No depende de nombres/número de dimensiones. Fórmulas de estandarización, metas de tamaño muestral, periodicidad de recalibración y plan operativo de recolección piloto, sin estadísticas reales.</w:t>
+              <w:t xml:space="preserve">Fórmulas de estandarización, metas de tamaño muestral, periodicidad de recalibración y plan operativo de recolección piloto, sin estadísticas reales. El país de aplicación pasa de variable demográfica opcional a dato técnico obligatorio (captura automática), y se define la arquitectura de dos niveles: Baremo General desde el inicio, más baremos por país que se activan automáticamente al alcanzar ≥300 casos propios (Sección 2.4).</w:t>
             </w:r>
           </w:p>
         </w:tc>
@@ -902,7 +902,7 @@
                 <w:b w:val="false"/>
                 <w:bCs w:val="false"/>
               </w:rPr>
-              <w:t xml:space="preserve">Completo (sin cambios)</w:t>
+              <w:t xml:space="preserve">Completo (rigor psicométrico 2026-09-11)</w:t>
             </w:r>
           </w:p>
         </w:tc>
@@ -916,7 +916,7 @@
                 <w:b w:val="false"/>
                 <w:bCs w:val="false"/>
               </w:rPr>
-              <w:t xml:space="preserve">No depende de nombres/número de dimensiones. Plan de análisis de ítems, fiabilidad, estructura factorial, TRI/IRT, DIF, validez y puntos de corte, sin resultados simulados.</w:t>
+              <w:t xml:space="preserve">Plan de análisis de ítems (con umbrales de retención/eliminación fijados de antemano), fiabilidad (alfa/omega con umbrales pre-registrados, y confiabilidad test-retest), estructura factorial (AFE/AFC/DIF, incluido por país una vez haya volumen), validez convergente/discriminante/de criterio/de grupos conocidos, impacto adverso (regla 4/5) y puntos de corte, sin resultados simulados.</w:t>
             </w:r>
           </w:p>
         </w:tc>
@@ -1060,7 +1060,79 @@
                 <w:b w:val="false"/>
                 <w:bCs w:val="false"/>
               </w:rPr>
-              <w:t xml:space="preserve">Cierre de la Versión 4 del proyecto de diseño.</w:t>
+              <w:t xml:space="preserve">Cierre del diseño de producto de la Versión 4.</w:t>
+            </w:r>
+          </w:p>
+        </w:tc>
+      </w:tr>
+      <w:tr>
+        <w:tc>
+          <w:tcPr>
+            <w:tcW w:type="dxa" w:w="700"/>
+          </w:tcPr>
+          <w:p>
+            <w:r>
+              <w:rPr>
+                <w:b w:val="false"/>
+                <w:bCs w:val="false"/>
+              </w:rPr>
+              <w:t xml:space="preserve">12</w:t>
+            </w:r>
+          </w:p>
+        </w:tc>
+        <w:tc>
+          <w:tcPr>
+            <w:tcW w:type="dxa" w:w="2400"/>
+          </w:tcPr>
+          <w:p>
+            <w:r>
+              <w:rPr>
+                <w:b w:val="false"/>
+                <w:bCs w:val="false"/>
+              </w:rPr>
+              <w:t xml:space="preserve">Marco de rigor psicométrico</w:t>
+            </w:r>
+          </w:p>
+        </w:tc>
+        <w:tc>
+          <w:tcPr>
+            <w:tcW w:type="dxa" w:w="2600"/>
+          </w:tcPr>
+          <w:p>
+            <w:r>
+              <w:rPr>
+                <w:b w:val="false"/>
+                <w:bCs w:val="false"/>
+              </w:rPr>
+              <w:t xml:space="preserve">Fase12_Marco_Rigor_Psicometrico.docx</w:t>
+            </w:r>
+          </w:p>
+        </w:tc>
+        <w:tc>
+          <w:tcPr>
+            <w:tcW w:type="dxa" w:w="1600"/>
+          </w:tcPr>
+          <w:p>
+            <w:r>
+              <w:rPr>
+                <w:b w:val="false"/>
+                <w:bCs w:val="false"/>
+              </w:rPr>
+              <w:t xml:space="preserve">Completo (nuevo, 2026-09-11)</w:t>
+            </w:r>
+          </w:p>
+        </w:tc>
+        <w:tc>
+          <w:tcPr>
+            <w:tcW w:type="dxa" w:w="4200"/>
+          </w:tcPr>
+          <w:p>
+            <w:r>
+              <w:rPr>
+                <w:b w:val="false"/>
+                <w:bCs w:val="false"/>
+              </w:rPr>
+              <w:t xml:space="preserve">Marco normativo de referencia (AERA/APA/NCME, SIOP, ISO 10667, ITC), objetivos de confiabilidad, 4 fuentes de evidencia de validez, SEM/IC, análisis de ítem, impacto adverso, Escala de Deseabilidad Social, arquitectura de baremos, equating para TRI, seguridad del test y advertencia de uso responsable — el aporte de un rol de psicómetra al proyecto, a petición de George.</w:t>
             </w:r>
           </w:p>
         </w:tc>
@@ -1083,7 +1155,7 @@
         <w:t xml:space="preserve">[HECHO] </w:t>
       </w:r>
       <w:r>
-        <w:t xml:space="preserve"> Las 11 fases del plan maestro (PLAN.md), bajo la arquitectura Versión 4 de 21 dimensiones y 210 reactivos, están completas. El proyecto de diseño conceptual, tal como fue encargado y luego ajustado por George el 2026-09-09 (revisión de dimensiones, 20→21) y el 2026-09-10 (expansión del banco de reactivos, 75→210), ha concluido.</w:t>
+        <w:t xml:space="preserve"> Las 12 fases del proyecto (PLAN.md + la Fase 12 agregada el 2026-09-11), bajo la arquitectura Versión 4 de 21 dimensiones y 210 reactivos, están completas. El proyecto de diseño conceptual, tal como fue encargado y luego ajustado por George el 2026-09-09 (revisión de dimensiones, 20→21), el 2026-09-10 (expansión del banco de reactivos, 75→210) y el 2026-09-11 (rigor psicométrico profesional y arquitectura de baremos por país), ha concluido.</w:t>
       </w:r>
     </w:p>
     <w:p>
@@ -1277,7 +1349,7 @@
         <w:spacing w:after="120"/>
       </w:pPr>
       <w:r>
-        <w:t xml:space="preserve">☐ Ejecutar el plan de validación completo (Fase 9): endoso/discriminación por ítem, alfa/omega, AFE/AFC, DIF, validez convergente/discriminante/criterial.</w:t>
+        <w:t xml:space="preserve">☐ Ejecutar el plan de validación completo (Fase 9): endoso/discriminación por ítem, alfa/omega, confiabilidad test-retest, AFE/AFC, DIF, validez convergente/discriminante/de criterio/de grupos conocidos, impacto adverso (regla 4/5).</w:t>
       </w:r>
     </w:p>
     <w:p>
@@ -1302,6 +1374,30 @@
       </w:pPr>
       <w:r>
         <w:t xml:space="preserve">☐ Recalibrar los pesos de las 12 dimensiones Núcleo (actualmente iguales, 1/12 cada una) si el análisis factorial lo justifica (Fase 6, Fase 9); recalibrar también, empresa por empresa, los pesos de la batería reducida que use cada puesto específico.</w:t>
+      </w:r>
+    </w:p>
+    <w:p>
+      <w:pPr>
+        <w:spacing w:after="120"/>
+      </w:pPr>
+      <w:r>
+        <w:t xml:space="preserve">☐ Calcular el SEM y el intervalo de confianza del 95% del IGI una vez exista Confiabilidad_IGI (omega) y la desviación estándar de la muestra de referencia (Fase 6 Sección 9, Fase 12 Sección 4).</w:t>
+      </w:r>
+    </w:p>
+    <w:p>
+      <w:pPr>
+        <w:spacing w:after="120"/>
+      </w:pPr>
+      <w:r>
+        <w:t xml:space="preserve">☐ Construir el Baremo General en cuanto se alcancen 400-800 casos combinados, y activar automáticamente un baremo por país en cuanto ese país acumule ≥300 casos propios (Fase 8, Sección 2.4; Fase 12, Sección 8B) — requiere que el sistema capture el país de aplicación desde el primer caso piloto.</w:t>
+      </w:r>
+    </w:p>
+    <w:p>
+      <w:pPr>
+        <w:spacing w:after="120"/>
+      </w:pPr>
+      <w:r>
+        <w:t xml:space="preserve">☐ Repetir el AFE/AFC/DIF y el análisis de impacto adverso por país una vez cada país tenga volumen suficiente, no solo de forma global (Fase 9, Secciones 6 y 11).</w:t>
       </w:r>
     </w:p>
     <w:p>
@@ -1424,6 +1520,30 @@
       </w:pPr>
       <w:r>
         <w:t xml:space="preserve">☐ Plan de comunicación honesto sobre el estado 'piloto/early access' del instrumento, tanto en la capa individual como en la empresarial, dado que aún no cuenta con validación psicométrica completa.</w:t>
+      </w:r>
+    </w:p>
+    <w:p>
+      <w:pPr>
+        <w:spacing w:after="120"/>
+      </w:pPr>
+      <w:r>
+        <w:t xml:space="preserve">☐ Captura automática y obligatoria del país de aplicación desde el primer caso (código de país de WhatsApp, país de la cuenta B2B, o selección obligatoria en el canal web), sin la cual nunca podría construirse ningún baremo por país (Fase 8, Sección 2.4).</w:t>
+      </w:r>
+    </w:p>
+    <w:p>
+      <w:pPr>
+        <w:spacing w:after="120"/>
+      </w:pPr>
+      <w:r>
+        <w:t xml:space="preserve">☐ Implementación de la Escala de Deseabilidad Social (8 reactivos, Fase 12 Sección 7) dentro del flujo del test, y de su regla de invalidación independiente (≥6/8 endosados = manejo de impresión alto).</w:t>
+      </w:r>
+    </w:p>
+    <w:p>
+      <w:pPr>
+        <w:spacing w:after="120"/>
+      </w:pPr>
+      <w:r>
+        <w:t xml:space="preserve">☐ Espacio reservado en la interfaz de reporte para el intervalo de confianza del 95% del IGI, aunque se muestre como [PENDIENTE DE DATO PILOTO] hasta el primer análisis de confiabilidad (Fase 6 Sección 9).</w:t>
       </w:r>
     </w:p>
     <w:p>
